--- a/assets/documentos/fpj5-plantilla-capturado.docx
+++ b/assets/documentos/fpj5-plantilla-capturado.docx
@@ -2460,6 +2460,19 @@
     <w:p>
       <w:r>
         <w:t xml:space="preserve">%%%BLOQUE_INTERVINIENTE_INICIO%%%</w:t>
+      </w:r>
+    </w:p>
+    <w:p>
+      <w:pPr>
+        <w:rPr>
+          <w:b/>
+        </w:rPr>
+      </w:pPr>
+      <w:r>
+        <w:rPr>
+          <w:b/>
+        </w:rPr>
+        <w:t xml:space="preserve">{{ETIQUETA_INTERVINIENTE}}</w:t>
       </w:r>
     </w:p>
     <w:p>
@@ -8088,118 +8101,6 @@
                 <w:sz w:val="20"/>
               </w:rPr>
               <w:t>{{DESCRIPCION_ELEMENTOS}}</w:t>
-            </w:r>
-          </w:p>
-        </w:tc>
-      </w:tr>
-      <w:tr>
-        <w:trPr/>
-        <w:tc>
-          <w:tcPr>
-            <w:tcW w:w="10538" w:type="dxa"/>
-            <w:tcBorders>
-              <w:top w:val="single" w:sz="4" w:space="0" w:color="000000"/>
-              <w:bottom w:val="single" w:sz="4" w:space="0" w:color="000000"/>
-            </w:tcBorders>
-          </w:tcPr>
-          <w:p>
-            <w:pPr>
-              <w:pStyle w:val="Normal"/>
-              <w:snapToGrid w:val="false"/>
-              <w:rPr>
-                <w:rFonts w:cs="Arial"/>
-                <w:sz w:val="20"/>
-              </w:rPr>
-            </w:pPr>
-            <w:r>
-              <w:rPr>
-                <w:rFonts w:cs="Arial"/>
-                <w:sz w:val="20"/>
-              </w:rPr>
-            </w:r>
-          </w:p>
-        </w:tc>
-      </w:tr>
-      <w:tr>
-        <w:trPr/>
-        <w:tc>
-          <w:tcPr>
-            <w:tcW w:w="10538" w:type="dxa"/>
-            <w:tcBorders>
-              <w:top w:val="single" w:sz="4" w:space="0" w:color="000000"/>
-              <w:bottom w:val="single" w:sz="4" w:space="0" w:color="000000"/>
-            </w:tcBorders>
-          </w:tcPr>
-          <w:p>
-            <w:pPr>
-              <w:pStyle w:val="Normal"/>
-              <w:snapToGrid w:val="false"/>
-              <w:rPr>
-                <w:rFonts w:cs="Arial"/>
-                <w:sz w:val="20"/>
-              </w:rPr>
-            </w:pPr>
-            <w:r>
-              <w:rPr>
-                <w:rFonts w:cs="Arial"/>
-                <w:sz w:val="20"/>
-              </w:rPr>
-            </w:r>
-          </w:p>
-        </w:tc>
-      </w:tr>
-      <w:tr>
-        <w:trPr/>
-        <w:tc>
-          <w:tcPr>
-            <w:tcW w:w="10538" w:type="dxa"/>
-            <w:tcBorders>
-              <w:top w:val="single" w:sz="4" w:space="0" w:color="000000"/>
-              <w:bottom w:val="single" w:sz="4" w:space="0" w:color="000000"/>
-            </w:tcBorders>
-          </w:tcPr>
-          <w:p>
-            <w:pPr>
-              <w:pStyle w:val="Normal"/>
-              <w:snapToGrid w:val="false"/>
-              <w:rPr>
-                <w:rFonts w:cs="Arial"/>
-                <w:sz w:val="20"/>
-              </w:rPr>
-            </w:pPr>
-            <w:r>
-              <w:rPr>
-                <w:rFonts w:cs="Arial"/>
-                <w:sz w:val="20"/>
-              </w:rPr>
-            </w:r>
-          </w:p>
-        </w:tc>
-      </w:tr>
-      <w:tr>
-        <w:trPr/>
-        <w:tc>
-          <w:tcPr>
-            <w:tcW w:w="10538" w:type="dxa"/>
-            <w:tcBorders>
-              <w:top w:val="single" w:sz="4" w:space="0" w:color="000000"/>
-              <w:bottom w:val="single" w:sz="4" w:space="0" w:color="000000"/>
-            </w:tcBorders>
-          </w:tcPr>
-          <w:p>
-            <w:pPr>
-              <w:pStyle w:val="Normal"/>
-              <w:snapToGrid w:val="false"/>
-              <w:rPr>
-                <w:rFonts w:cs="Arial"/>
-                <w:sz w:val="20"/>
-              </w:rPr>
-            </w:pPr>
-            <w:r>
-              <w:rPr>
-                <w:rFonts w:cs="Arial"/>
-                <w:sz w:val="20"/>
-              </w:rPr>
             </w:r>
           </w:p>
         </w:tc>

--- a/assets/documentos/fpj5-plantilla-capturado.docx
+++ b/assets/documentos/fpj5-plantilla-capturado.docx
@@ -9762,22 +9762,6 @@
         </w:tc>
       </w:tr>
     </w:tbl>
-    <w:p>
-      <w:pPr>
-        <w:pStyle w:val="Normal"/>
-        <w:jc w:val="both"/>
-        <w:rPr>
-          <w:rFonts w:cs="Arial"/>
-          <w:sz w:val="20"/>
-        </w:rPr>
-      </w:pPr>
-      <w:r>
-        <w:rPr>
-          <w:rFonts w:cs="Arial"/>
-          <w:sz w:val="20"/>
-        </w:rPr>
-      </w:r>
-    </w:p>
     <w:tbl>
       <w:tblPr>
         <w:tblW w:w="5000" w:type="pct"/>

--- a/assets/documentos/fpj5-plantilla-capturado.docx
+++ b/assets/documentos/fpj5-plantilla-capturado.docx
@@ -9805,262 +9805,6 @@
                 <w:rFonts w:cs="Arial"/>
               </w:rPr>
               <w:t>{{NARRACION_HECHOS}}</w:t>
-            </w:r>
-          </w:p>
-        </w:tc>
-      </w:tr>
-      <w:tr>
-        <w:trPr>
-          <w:trHeight w:val="320" w:hRule="atLeast"/>
-          <w:cantSplit w:val="true"/>
-        </w:trPr>
-        <w:tc>
-          <w:tcPr>
-            <w:tcW w:w="10538" w:type="dxa"/>
-            <w:tcBorders>
-              <w:top w:val="single" w:sz="4" w:space="0" w:color="000000"/>
-              <w:bottom w:val="single" w:sz="4" w:space="0" w:color="000000"/>
-            </w:tcBorders>
-          </w:tcPr>
-          <w:p>
-            <w:pPr>
-              <w:pStyle w:val="Normal"/>
-              <w:snapToGrid w:val="false"/>
-              <w:jc w:val="both"/>
-              <w:rPr>
-                <w:rFonts w:cs="Arial"/>
-                <w:sz w:val="20"/>
-              </w:rPr>
-            </w:pPr>
-            <w:r>
-              <w:rPr>
-                <w:rFonts w:cs="Arial"/>
-                <w:sz w:val="20"/>
-              </w:rPr>
-            </w:r>
-          </w:p>
-        </w:tc>
-      </w:tr>
-      <w:tr>
-        <w:trPr>
-          <w:trHeight w:val="320" w:hRule="atLeast"/>
-          <w:cantSplit w:val="true"/>
-        </w:trPr>
-        <w:tc>
-          <w:tcPr>
-            <w:tcW w:w="10538" w:type="dxa"/>
-            <w:tcBorders>
-              <w:top w:val="single" w:sz="4" w:space="0" w:color="000000"/>
-              <w:bottom w:val="single" w:sz="4" w:space="0" w:color="000000"/>
-            </w:tcBorders>
-          </w:tcPr>
-          <w:p>
-            <w:pPr>
-              <w:pStyle w:val="Normal"/>
-              <w:snapToGrid w:val="false"/>
-              <w:jc w:val="both"/>
-              <w:rPr>
-                <w:rFonts w:cs="Arial"/>
-                <w:sz w:val="20"/>
-              </w:rPr>
-            </w:pPr>
-            <w:r>
-              <w:rPr>
-                <w:rFonts w:cs="Arial"/>
-                <w:sz w:val="20"/>
-              </w:rPr>
-            </w:r>
-          </w:p>
-        </w:tc>
-      </w:tr>
-      <w:tr>
-        <w:trPr>
-          <w:trHeight w:val="320" w:hRule="atLeast"/>
-          <w:cantSplit w:val="true"/>
-        </w:trPr>
-        <w:tc>
-          <w:tcPr>
-            <w:tcW w:w="10538" w:type="dxa"/>
-            <w:tcBorders>
-              <w:top w:val="single" w:sz="4" w:space="0" w:color="000000"/>
-              <w:bottom w:val="single" w:sz="4" w:space="0" w:color="000000"/>
-            </w:tcBorders>
-          </w:tcPr>
-          <w:p>
-            <w:pPr>
-              <w:pStyle w:val="Normal"/>
-              <w:snapToGrid w:val="false"/>
-              <w:jc w:val="both"/>
-              <w:rPr>
-                <w:rFonts w:cs="Arial"/>
-                <w:sz w:val="20"/>
-              </w:rPr>
-            </w:pPr>
-            <w:r>
-              <w:rPr>
-                <w:rFonts w:cs="Arial"/>
-                <w:sz w:val="20"/>
-              </w:rPr>
-            </w:r>
-          </w:p>
-        </w:tc>
-      </w:tr>
-      <w:tr>
-        <w:trPr>
-          <w:trHeight w:val="320" w:hRule="atLeast"/>
-          <w:cantSplit w:val="true"/>
-        </w:trPr>
-        <w:tc>
-          <w:tcPr>
-            <w:tcW w:w="10538" w:type="dxa"/>
-            <w:tcBorders>
-              <w:top w:val="single" w:sz="4" w:space="0" w:color="000000"/>
-              <w:bottom w:val="single" w:sz="4" w:space="0" w:color="000000"/>
-            </w:tcBorders>
-          </w:tcPr>
-          <w:p>
-            <w:pPr>
-              <w:pStyle w:val="Normal"/>
-              <w:snapToGrid w:val="false"/>
-              <w:jc w:val="both"/>
-              <w:rPr>
-                <w:rFonts w:cs="Arial"/>
-                <w:sz w:val="20"/>
-              </w:rPr>
-            </w:pPr>
-            <w:r>
-              <w:rPr>
-                <w:rFonts w:cs="Arial"/>
-                <w:sz w:val="20"/>
-              </w:rPr>
-            </w:r>
-          </w:p>
-        </w:tc>
-      </w:tr>
-      <w:tr>
-        <w:trPr>
-          <w:trHeight w:val="320" w:hRule="atLeast"/>
-          <w:cantSplit w:val="true"/>
-        </w:trPr>
-        <w:tc>
-          <w:tcPr>
-            <w:tcW w:w="10538" w:type="dxa"/>
-            <w:tcBorders>
-              <w:top w:val="single" w:sz="4" w:space="0" w:color="000000"/>
-              <w:bottom w:val="single" w:sz="4" w:space="0" w:color="000000"/>
-            </w:tcBorders>
-          </w:tcPr>
-          <w:p>
-            <w:pPr>
-              <w:pStyle w:val="Normal"/>
-              <w:snapToGrid w:val="false"/>
-              <w:jc w:val="both"/>
-              <w:rPr>
-                <w:rFonts w:cs="Arial"/>
-                <w:sz w:val="20"/>
-              </w:rPr>
-            </w:pPr>
-            <w:r>
-              <w:rPr>
-                <w:rFonts w:cs="Arial"/>
-                <w:sz w:val="20"/>
-              </w:rPr>
-            </w:r>
-          </w:p>
-        </w:tc>
-      </w:tr>
-      <w:tr>
-        <w:trPr>
-          <w:trHeight w:val="320" w:hRule="atLeast"/>
-          <w:cantSplit w:val="true"/>
-        </w:trPr>
-        <w:tc>
-          <w:tcPr>
-            <w:tcW w:w="10538" w:type="dxa"/>
-            <w:tcBorders>
-              <w:top w:val="single" w:sz="4" w:space="0" w:color="000000"/>
-              <w:bottom w:val="single" w:sz="4" w:space="0" w:color="000000"/>
-            </w:tcBorders>
-          </w:tcPr>
-          <w:p>
-            <w:pPr>
-              <w:pStyle w:val="Normal"/>
-              <w:snapToGrid w:val="false"/>
-              <w:jc w:val="both"/>
-              <w:rPr>
-                <w:rFonts w:cs="Arial"/>
-                <w:sz w:val="20"/>
-              </w:rPr>
-            </w:pPr>
-            <w:r>
-              <w:rPr>
-                <w:rFonts w:cs="Arial"/>
-                <w:sz w:val="20"/>
-              </w:rPr>
-            </w:r>
-          </w:p>
-        </w:tc>
-      </w:tr>
-      <w:tr>
-        <w:trPr>
-          <w:trHeight w:val="320" w:hRule="atLeast"/>
-          <w:cantSplit w:val="true"/>
-        </w:trPr>
-        <w:tc>
-          <w:tcPr>
-            <w:tcW w:w="10538" w:type="dxa"/>
-            <w:tcBorders>
-              <w:top w:val="single" w:sz="4" w:space="0" w:color="000000"/>
-              <w:bottom w:val="single" w:sz="4" w:space="0" w:color="000000"/>
-            </w:tcBorders>
-          </w:tcPr>
-          <w:p>
-            <w:pPr>
-              <w:pStyle w:val="Normal"/>
-              <w:snapToGrid w:val="false"/>
-              <w:jc w:val="both"/>
-              <w:rPr>
-                <w:rFonts w:cs="Arial"/>
-                <w:sz w:val="20"/>
-              </w:rPr>
-            </w:pPr>
-            <w:r>
-              <w:rPr>
-                <w:rFonts w:cs="Arial"/>
-                <w:sz w:val="20"/>
-              </w:rPr>
-            </w:r>
-          </w:p>
-        </w:tc>
-      </w:tr>
-      <w:tr>
-        <w:trPr>
-          <w:trHeight w:val="320" w:hRule="atLeast"/>
-          <w:cantSplit w:val="true"/>
-        </w:trPr>
-        <w:tc>
-          <w:tcPr>
-            <w:tcW w:w="10538" w:type="dxa"/>
-            <w:tcBorders>
-              <w:top w:val="single" w:sz="4" w:space="0" w:color="000000"/>
-              <w:bottom w:val="single" w:sz="4" w:space="0" w:color="000000"/>
-            </w:tcBorders>
-          </w:tcPr>
-          <w:p>
-            <w:pPr>
-              <w:pStyle w:val="Normal"/>
-              <w:snapToGrid w:val="false"/>
-              <w:jc w:val="both"/>
-              <w:rPr>
-                <w:rFonts w:cs="Arial"/>
-                <w:sz w:val="20"/>
-              </w:rPr>
-            </w:pPr>
-            <w:r>
-              <w:rPr>
-                <w:rFonts w:cs="Arial"/>
-                <w:sz w:val="20"/>
-              </w:rPr>
             </w:r>
           </w:p>
         </w:tc>

--- a/assets/documentos/fpj5-plantilla-capturado.docx
+++ b/assets/documentos/fpj5-plantilla-capturado.docx
@@ -9762,54 +9762,14 @@
         </w:tc>
       </w:tr>
     </w:tbl>
-    <w:tbl>
-      <w:tblPr>
-        <w:tblW w:w="5000" w:type="pct"/>
-        <w:jc w:val="start"/>
-        <w:tblInd w:w="0" w:type="dxa"/>
-        <w:tblLayout w:type="fixed"/>
-        <w:tblCellMar>
-          <w:top w:w="0" w:type="dxa"/>
-          <w:start w:w="70" w:type="dxa"/>
-          <w:bottom w:w="0" w:type="dxa"/>
-          <w:end w:w="70" w:type="dxa"/>
-        </w:tblCellMar>
-      </w:tblPr>
-      <w:tblGrid>
-        <w:gridCol w:w="10538"/>
-      </w:tblGrid>
-      <w:tr>
-        <w:trPr>
-          <w:trHeight w:val="320" w:hRule="atLeast"/>
-          <w:cantSplit w:val="true"/>
-        </w:trPr>
-        <w:tc>
-          <w:tcPr>
-            <w:tcW w:w="10538" w:type="dxa"/>
-            <w:tcBorders>
-              <w:top w:val="single" w:sz="4" w:space="0" w:color="000000"/>
-              <w:bottom w:val="single" w:sz="4" w:space="0" w:color="000000"/>
-            </w:tcBorders>
-          </w:tcPr>
-          <w:p>
-            <w:pPr>
-              <w:pStyle w:val="Normal"/>
-              <w:snapToGrid w:val="false"/>
-              <w:jc w:val="both"/>
-              <w:rPr>
-                <w:rFonts w:cs="Arial"/>
-              </w:rPr>
-            </w:pPr>
-            <w:r>
-              <w:rPr>
-                <w:rFonts w:cs="Arial"/>
-              </w:rPr>
-              <w:t>{{NARRACION_HECHOS}}</w:t>
-            </w:r>
-          </w:p>
-        </w:tc>
-      </w:tr>
-    </w:tbl>
+    <w:p>
+      <w:pPr>
+        <w:jc w:val="both"/>
+      </w:pPr>
+      <w:r>
+        <w:t xml:space="preserve">{{NARRACION_HECHOS}}</w:t>
+      </w:r>
+    </w:p>
     <w:p>
       <w:pPr>
         <w:pStyle w:val="Normal"/>

--- a/assets/documentos/fpj5-plantilla-capturado.docx
+++ b/assets/documentos/fpj5-plantilla-capturado.docx
@@ -1935,7 +1935,7 @@
                 <w:rFonts w:cs="Arial"/>
                 <w:sz w:val="20"/>
               </w:rPr>
-              <w:t>1. Tráfico, Fabricación o Porte de Estupefacientes</w:t>
+              <w:t>{{CONDUCTA_PUNIBLE}}</w:t>
             </w:r>
           </w:p>
         </w:tc>

--- a/assets/documentos/fpj5-plantilla-capturado.docx
+++ b/assets/documentos/fpj5-plantilla-capturado.docx
@@ -6214,6 +6214,11 @@
         </w:rPr>
       </w:r>
     </w:p>
+    <w:p>
+      <w:r>
+        <w:t>%%%BLOQUE_TESTIGO_INICIO%%%</w:t>
+      </w:r>
+    </w:p>
     <w:tbl>
       <w:tblPr>
         <w:tblW w:w="5000" w:type="pct"/>
@@ -6278,7 +6283,7 @@
                 <w:rFonts w:cs="Arial"/>
                 <w:sz w:val="19"/>
               </w:rPr>
-              <w:t>NO APLICA</w:t>
+              <w:t>{{TESTIGO_PRIMER_NOMBRE}}</w:t>
             </w:r>
           </w:p>
         </w:tc>
@@ -6323,7 +6328,7 @@
                 <w:rFonts w:cs="Arial"/>
                 <w:sz w:val="19"/>
               </w:rPr>
-              <w:t>NO APLICA</w:t>
+              <w:t>{{TESTIGO_SEGUNDO_NOMBRE}}</w:t>
             </w:r>
           </w:p>
         </w:tc>
@@ -6513,7 +6518,7 @@
                 <w:rFonts w:cs="Arial"/>
                 <w:sz w:val="19"/>
               </w:rPr>
-              <w:t>NO APLICA</w:t>
+              <w:t>{{TESTIGO_PRIMER_APELLIDO}}</w:t>
             </w:r>
           </w:p>
         </w:tc>
@@ -6560,7 +6565,7 @@
                 <w:rFonts w:cs="Arial"/>
                 <w:sz w:val="19"/>
               </w:rPr>
-              <w:t>NO APLICA</w:t>
+              <w:t>{{TESTIGO_SEGUNDO_APELLIDO}}</w:t>
             </w:r>
           </w:p>
         </w:tc>
@@ -6679,6 +6684,7 @@
                 <w:rFonts w:cs="Arial"/>
                 <w:sz w:val="20"/>
               </w:rPr>
+              <w:t>{{TESTIGO_DOC_CHECK_CC}}</w:t>
             </w:r>
           </w:p>
         </w:tc>
@@ -6727,6 +6733,7 @@
                 <w:rFonts w:cs="Arial"/>
                 <w:sz w:val="20"/>
               </w:rPr>
+              <w:t>{{TESTIGO_DOC_CHECK_OTRA}}</w:t>
             </w:r>
           </w:p>
         </w:tc>
@@ -6773,6 +6780,7 @@
                 <w:rFonts w:cs="Arial"/>
                 <w:sz w:val="20"/>
               </w:rPr>
+              <w:t>{{TESTIGO_NUMERO_DOCUMENTO}}</w:t>
             </w:r>
           </w:p>
         </w:tc>
@@ -6819,6 +6827,7 @@
                 <w:rFonts w:cs="Arial"/>
                 <w:sz w:val="20"/>
               </w:rPr>
+              <w:t>{{TESTIGO_LUGAR_EXPEDICION}}</w:t>
             </w:r>
           </w:p>
         </w:tc>
@@ -6924,6 +6933,7 @@
                 <w:rFonts w:cs="Arial"/>
                 <w:sz w:val="19"/>
               </w:rPr>
+              <w:t>{{TESTIGO_EDAD_D1}}</w:t>
             </w:r>
           </w:p>
         </w:tc>
@@ -6950,6 +6960,7 @@
                 <w:rFonts w:cs="Arial"/>
                 <w:sz w:val="19"/>
               </w:rPr>
+              <w:t>{{TESTIGO_EDAD_D2}}</w:t>
             </w:r>
           </w:p>
         </w:tc>
@@ -7040,6 +7051,7 @@
                 <w:rFonts w:cs="Arial"/>
                 <w:sz w:val="19"/>
               </w:rPr>
+              <w:t>{{TESTIGO_GENERO_CHECK_M}}</w:t>
             </w:r>
           </w:p>
         </w:tc>
@@ -7086,6 +7098,7 @@
                 <w:rFonts w:cs="Arial"/>
                 <w:sz w:val="19"/>
               </w:rPr>
+              <w:t>{{TESTIGO_GENERO_CHECK_F}}</w:t>
             </w:r>
           </w:p>
         </w:tc>
@@ -7156,6 +7169,7 @@
                 <w:rFonts w:cs="Arial"/>
                 <w:sz w:val="19"/>
               </w:rPr>
+              <w:t>{{TESTIGO_FN_D1}}</w:t>
             </w:r>
           </w:p>
         </w:tc>
@@ -7182,6 +7196,7 @@
                 <w:rFonts w:cs="Arial"/>
                 <w:sz w:val="19"/>
               </w:rPr>
+              <w:t>{{TESTIGO_FN_D2}}</w:t>
             </w:r>
           </w:p>
         </w:tc>
@@ -7230,6 +7245,7 @@
                 <w:rFonts w:cs="Arial"/>
                 <w:sz w:val="19"/>
               </w:rPr>
+              <w:t>{{TESTIGO_FN_M1}}</w:t>
             </w:r>
           </w:p>
         </w:tc>
@@ -7256,6 +7272,7 @@
                 <w:rFonts w:cs="Arial"/>
                 <w:sz w:val="19"/>
               </w:rPr>
+              <w:t>{{TESTIGO_FN_M2}}</w:t>
             </w:r>
           </w:p>
         </w:tc>
@@ -7304,6 +7321,7 @@
                 <w:rFonts w:cs="Arial"/>
                 <w:sz w:val="19"/>
               </w:rPr>
+              <w:t>{{TESTIGO_FN_A1}}</w:t>
             </w:r>
           </w:p>
         </w:tc>
@@ -7330,6 +7348,7 @@
                 <w:rFonts w:cs="Arial"/>
                 <w:sz w:val="19"/>
               </w:rPr>
+              <w:t>{{TESTIGO_FN_A2}}</w:t>
             </w:r>
           </w:p>
         </w:tc>
@@ -7356,6 +7375,7 @@
                 <w:rFonts w:cs="Arial"/>
                 <w:sz w:val="19"/>
               </w:rPr>
+              <w:t>{{TESTIGO_FN_A3}}</w:t>
             </w:r>
           </w:p>
         </w:tc>
@@ -7382,6 +7402,7 @@
                 <w:rFonts w:cs="Arial"/>
                 <w:sz w:val="19"/>
               </w:rPr>
+              <w:t>{{TESTIGO_FN_A4}}</w:t>
             </w:r>
           </w:p>
         </w:tc>
@@ -7491,7 +7512,7 @@
                 <w:rFonts w:cs="Arial"/>
                 <w:sz w:val="19"/>
               </w:rPr>
-              <w:t>NO APLICA</w:t>
+              <w:t>{{TESTIGO_PAIS_NACIMIENTO}}</w:t>
             </w:r>
           </w:p>
         </w:tc>
@@ -7538,7 +7559,7 @@
                 <w:rFonts w:cs="Arial"/>
                 <w:sz w:val="19"/>
               </w:rPr>
-              <w:t>NO APLICA</w:t>
+              <w:t>{{TESTIGO_DEPARTAMENTO_NACIMIENTO}}</w:t>
             </w:r>
           </w:p>
         </w:tc>
@@ -7585,7 +7606,7 @@
                 <w:rFonts w:cs="Arial"/>
                 <w:sz w:val="19"/>
               </w:rPr>
-              <w:t>NO APLICA</w:t>
+              <w:t>{{TESTIGO_MUNICIPIO_NACIMIENTO}}</w:t>
             </w:r>
           </w:p>
         </w:tc>
@@ -7672,7 +7693,7 @@
                 <w:rFonts w:cs="Arial"/>
                 <w:sz w:val="19"/>
               </w:rPr>
-              <w:t>NO APLICA</w:t>
+              <w:t>{{TESTIGO_PROFESION_OFICIO}}</w:t>
             </w:r>
           </w:p>
         </w:tc>
@@ -7719,7 +7740,7 @@
                 <w:rFonts w:cs="Arial"/>
                 <w:sz w:val="19"/>
               </w:rPr>
-              <w:t>NO APLICA</w:t>
+              <w:t>{{TESTIGO_ESTADO_CIVIL}}</w:t>
             </w:r>
           </w:p>
         </w:tc>
@@ -7804,7 +7825,7 @@
                 <w:rFonts w:cs="Arial"/>
                 <w:sz w:val="19"/>
               </w:rPr>
-              <w:t>NO APLICA</w:t>
+              <w:t>{{TESTIGO_DIRECCION}}</w:t>
             </w:r>
           </w:p>
         </w:tc>
@@ -7851,7 +7872,7 @@
                 <w:rFonts w:cs="Arial"/>
                 <w:sz w:val="19"/>
               </w:rPr>
-              <w:t>NO APLICA</w:t>
+              <w:t>{{TESTIGO_TELEFONO}}</w:t>
             </w:r>
           </w:p>
         </w:tc>
@@ -7936,7 +7957,7 @@
                 <w:rFonts w:eastAsia="Arial" w:cs="Arial"/>
                 <w:sz w:val="19"/>
               </w:rPr>
-              <w:t>NO APLICA</w:t>
+              <w:t>{{TESTIGO_CORREO}}</w:t>
             </w:r>
           </w:p>
         </w:tc>
@@ -7971,6 +7992,11 @@
         </w:tc>
       </w:tr>
     </w:tbl>
+    <w:p>
+      <w:r>
+        <w:t>%%%BLOQUE_TESTIGO_FIN%%%</w:t>
+      </w:r>
+    </w:p>
     <w:p>
       <w:pPr>
         <w:pStyle w:val="Normal"/>

--- a/assets/documentos/fpj5-plantilla-capturado.docx
+++ b/assets/documentos/fpj5-plantilla-capturado.docx
@@ -4267,6 +4267,11 @@
         </w:rPr>
       </w:r>
     </w:p>
+    <w:p>
+      <w:r>
+        <w:t>%%%BLOQUE_VICTIMA_INICIO%%%</w:t>
+      </w:r>
+    </w:p>
     <w:tbl>
       <w:tblPr>
         <w:tblW w:w="5000" w:type="pct"/>
@@ -4331,7 +4336,7 @@
                 <w:rFonts w:cs="Arial"/>
                 <w:sz w:val="19"/>
               </w:rPr>
-              <w:t>NO APLICA</w:t>
+              <w:t>{{VICTIMA_PRIMER_NOMBRE}}</w:t>
             </w:r>
           </w:p>
         </w:tc>
@@ -4376,7 +4381,7 @@
                 <w:rFonts w:cs="Arial"/>
                 <w:sz w:val="19"/>
               </w:rPr>
-              <w:t>NO APLICA</w:t>
+              <w:t>{{VICTIMA_SEGUNDO_NOMBRE}}</w:t>
             </w:r>
           </w:p>
         </w:tc>
@@ -4566,7 +4571,7 @@
                 <w:rFonts w:cs="Arial"/>
                 <w:sz w:val="19"/>
               </w:rPr>
-              <w:t>NO APLICA</w:t>
+              <w:t>{{VICTIMA_PRIMER_APELLIDO}}</w:t>
             </w:r>
           </w:p>
         </w:tc>
@@ -4613,7 +4618,7 @@
                 <w:rFonts w:cs="Arial"/>
                 <w:sz w:val="19"/>
               </w:rPr>
-              <w:t>NO APLICA</w:t>
+              <w:t>{{VICTIMA_SEGUNDO_APELLIDO}}</w:t>
             </w:r>
           </w:p>
         </w:tc>
@@ -4732,6 +4737,7 @@
                 <w:rFonts w:cs="Arial"/>
                 <w:sz w:val="20"/>
               </w:rPr>
+              <w:t>{{VICTIMA_DOC_CHECK_CC}}</w:t>
             </w:r>
           </w:p>
         </w:tc>
@@ -4780,6 +4786,7 @@
                 <w:rFonts w:cs="Arial"/>
                 <w:sz w:val="20"/>
               </w:rPr>
+              <w:t>{{VICTIMA_DOC_CHECK_OTRA}}</w:t>
             </w:r>
           </w:p>
         </w:tc>
@@ -4826,6 +4833,7 @@
                 <w:rFonts w:cs="Arial"/>
                 <w:sz w:val="20"/>
               </w:rPr>
+              <w:t>{{VICTIMA_NUMERO_DOCUMENTO}}</w:t>
             </w:r>
           </w:p>
         </w:tc>
@@ -4869,6 +4877,7 @@
                 <w:rFonts w:cs="Arial"/>
                 <w:sz w:val="20"/>
               </w:rPr>
+              <w:t>{{VICTIMA_LUGAR_EXPEDICION}}</w:t>
             </w:r>
           </w:p>
         </w:tc>
@@ -4974,6 +4983,7 @@
                 <w:rFonts w:cs="Arial"/>
                 <w:sz w:val="19"/>
               </w:rPr>
+              <w:t>{{VICTIMA_EDAD_D1}}</w:t>
             </w:r>
           </w:p>
         </w:tc>
@@ -5000,6 +5010,7 @@
                 <w:rFonts w:cs="Arial"/>
                 <w:sz w:val="19"/>
               </w:rPr>
+              <w:t>{{VICTIMA_EDAD_D2}}</w:t>
             </w:r>
           </w:p>
         </w:tc>
@@ -5090,6 +5101,7 @@
                 <w:rFonts w:cs="Arial"/>
                 <w:sz w:val="19"/>
               </w:rPr>
+              <w:t>{{VICTIMA_GENERO_CHECK_M}}</w:t>
             </w:r>
           </w:p>
         </w:tc>
@@ -5136,6 +5148,7 @@
                 <w:rFonts w:cs="Arial"/>
                 <w:sz w:val="19"/>
               </w:rPr>
+              <w:t>{{VICTIMA_GENERO_CHECK_F}}</w:t>
             </w:r>
           </w:p>
         </w:tc>
@@ -5206,6 +5219,7 @@
                 <w:rFonts w:cs="Arial"/>
                 <w:sz w:val="19"/>
               </w:rPr>
+              <w:t>{{VICTIMA_FN_D1}}</w:t>
             </w:r>
           </w:p>
         </w:tc>
@@ -5232,6 +5246,7 @@
                 <w:rFonts w:cs="Arial"/>
                 <w:sz w:val="19"/>
               </w:rPr>
+              <w:t>{{VICTIMA_FN_D2}}</w:t>
             </w:r>
           </w:p>
         </w:tc>
@@ -5280,6 +5295,7 @@
                 <w:rFonts w:cs="Arial"/>
                 <w:sz w:val="19"/>
               </w:rPr>
+              <w:t>{{VICTIMA_FN_M1}}</w:t>
             </w:r>
           </w:p>
         </w:tc>
@@ -5306,6 +5322,7 @@
                 <w:rFonts w:cs="Arial"/>
                 <w:sz w:val="19"/>
               </w:rPr>
+              <w:t>{{VICTIMA_FN_M2}}</w:t>
             </w:r>
           </w:p>
         </w:tc>
@@ -5354,6 +5371,7 @@
                 <w:rFonts w:cs="Arial"/>
                 <w:sz w:val="19"/>
               </w:rPr>
+              <w:t>{{VICTIMA_FN_A1}}</w:t>
             </w:r>
           </w:p>
         </w:tc>
@@ -5380,6 +5398,7 @@
                 <w:rFonts w:cs="Arial"/>
                 <w:sz w:val="19"/>
               </w:rPr>
+              <w:t>{{VICTIMA_FN_A2}}</w:t>
             </w:r>
           </w:p>
         </w:tc>
@@ -5406,6 +5425,7 @@
                 <w:rFonts w:cs="Arial"/>
                 <w:sz w:val="19"/>
               </w:rPr>
+              <w:t>{{VICTIMA_FN_A3}}</w:t>
             </w:r>
           </w:p>
         </w:tc>
@@ -5432,6 +5452,7 @@
                 <w:rFonts w:cs="Arial"/>
                 <w:sz w:val="19"/>
               </w:rPr>
+              <w:t>{{VICTIMA_FN_A4}}</w:t>
             </w:r>
           </w:p>
         </w:tc>
@@ -5541,7 +5562,7 @@
                 <w:rFonts w:cs="Arial"/>
                 <w:sz w:val="19"/>
               </w:rPr>
-              <w:t>NO APLICA</w:t>
+              <w:t>{{VICTIMA_PAIS_NACIMIENTO}}</w:t>
             </w:r>
           </w:p>
         </w:tc>
@@ -5588,7 +5609,7 @@
                 <w:rFonts w:cs="Arial"/>
                 <w:sz w:val="19"/>
               </w:rPr>
-              <w:t>NO APLICA</w:t>
+              <w:t>{{VICTIMA_DEPARTAMENTO_NACIMIENTO}}</w:t>
             </w:r>
           </w:p>
         </w:tc>
@@ -5635,7 +5656,7 @@
                 <w:rFonts w:cs="Arial"/>
                 <w:sz w:val="19"/>
               </w:rPr>
-              <w:t>NO APLICA</w:t>
+              <w:t>{{VICTIMA_MUNICIPIO_NACIMIENTO}}</w:t>
             </w:r>
           </w:p>
         </w:tc>
@@ -5722,7 +5743,7 @@
                 <w:rFonts w:cs="Arial"/>
                 <w:sz w:val="19"/>
               </w:rPr>
-              <w:t>NO APLICA</w:t>
+              <w:t>{{VICTIMA_PROFESION_OFICIO}}</w:t>
             </w:r>
           </w:p>
         </w:tc>
@@ -5769,7 +5790,7 @@
                 <w:rFonts w:cs="Arial"/>
                 <w:sz w:val="19"/>
               </w:rPr>
-              <w:t>NO APLICA</w:t>
+              <w:t>{{VICTIMA_ESTADO_CIVIL}}</w:t>
             </w:r>
           </w:p>
         </w:tc>
@@ -5854,7 +5875,7 @@
                 <w:rFonts w:cs="Arial"/>
                 <w:sz w:val="19"/>
               </w:rPr>
-              <w:t>NO APLICA</w:t>
+              <w:t>{{VICTIMA_DIRECCION}}</w:t>
             </w:r>
           </w:p>
         </w:tc>
@@ -5901,7 +5922,7 @@
                 <w:rFonts w:cs="Arial"/>
                 <w:sz w:val="19"/>
               </w:rPr>
-              <w:t>NO APLICA</w:t>
+              <w:t>{{VICTIMA_TELEFONO}}</w:t>
             </w:r>
           </w:p>
         </w:tc>
@@ -5986,7 +6007,7 @@
                 <w:rFonts w:eastAsia="Arial" w:cs="Arial"/>
                 <w:sz w:val="19"/>
               </w:rPr>
-              <w:t>NO APLICA</w:t>
+              <w:t>{{VICTIMA_CORREO}}</w:t>
             </w:r>
           </w:p>
         </w:tc>
@@ -6115,12 +6136,17 @@
                 <w:rFonts w:cs="Arial"/>
                 <w:sz w:val="19"/>
               </w:rPr>
-              <w:t>NO APLICA</w:t>
+              <w:t>{{VICTIMA_RELACION_INDICIADO}}</w:t>
             </w:r>
           </w:p>
         </w:tc>
       </w:tr>
     </w:tbl>
+    <w:p>
+      <w:r>
+        <w:t>%%%BLOQUE_VICTIMA_FIN%%%</w:t>
+      </w:r>
+    </w:p>
     <w:p>
       <w:pPr>
         <w:pStyle w:val="Normal"/>

--- a/assets/documentos/fpj5-plantilla-capturado.docx
+++ b/assets/documentos/fpj5-plantilla-capturado.docx
@@ -4386,109 +4386,6 @@
           </w:p>
         </w:tc>
       </w:tr>
-      <w:tr>
-        <w:trPr>
-          <w:cantSplit w:val="true"/>
-        </w:trPr>
-        <w:tc>
-          <w:tcPr>
-            <w:tcW w:w="1647" w:type="dxa"/>
-            <w:tcBorders/>
-          </w:tcPr>
-          <w:p>
-            <w:pPr>
-              <w:pStyle w:val="Normal"/>
-              <w:snapToGrid w:val="false"/>
-              <w:rPr>
-                <w:rFonts w:cs="Arial"/>
-                <w:sz w:val="19"/>
-              </w:rPr>
-            </w:pPr>
-            <w:r>
-              <w:rPr>
-                <w:rFonts w:cs="Arial"/>
-                <w:sz w:val="19"/>
-              </w:rPr>
-              <w:t>NO APLICA</w:t>
-            </w:r>
-          </w:p>
-        </w:tc>
-        <w:tc>
-          <w:tcPr>
-            <w:tcW w:w="3729" w:type="dxa"/>
-            <w:tcBorders>
-              <w:bottom w:val="single" w:sz="4" w:space="0" w:color="000000"/>
-            </w:tcBorders>
-          </w:tcPr>
-          <w:p>
-            <w:pPr>
-              <w:pStyle w:val="Normal"/>
-              <w:snapToGrid w:val="false"/>
-              <w:rPr>
-                <w:rFonts w:cs="Arial"/>
-                <w:sz w:val="19"/>
-              </w:rPr>
-            </w:pPr>
-            <w:r>
-              <w:rPr>
-                <w:rFonts w:cs="Arial"/>
-                <w:sz w:val="19"/>
-              </w:rPr>
-              <w:t>NO APLICA</w:t>
-            </w:r>
-          </w:p>
-        </w:tc>
-        <w:tc>
-          <w:tcPr>
-            <w:tcW w:w="1865" w:type="dxa"/>
-            <w:tcBorders/>
-          </w:tcPr>
-          <w:p>
-            <w:pPr>
-              <w:pStyle w:val="Normal"/>
-              <w:snapToGrid w:val="false"/>
-              <w:rPr>
-                <w:rFonts w:cs="Arial"/>
-                <w:sz w:val="19"/>
-              </w:rPr>
-            </w:pPr>
-            <w:r>
-              <w:rPr>
-                <w:rFonts w:cs="Arial"/>
-                <w:sz w:val="19"/>
-              </w:rPr>
-              <w:t>NO APLICA</w:t>
-            </w:r>
-          </w:p>
-        </w:tc>
-        <w:tc>
-          <w:tcPr>
-            <w:tcW w:w="3297" w:type="dxa"/>
-            <w:tcBorders>
-              <w:bottom w:val="single" w:sz="4" w:space="0" w:color="000000"/>
-            </w:tcBorders>
-          </w:tcPr>
-          <w:p>
-            <w:pPr>
-              <w:pStyle w:val="Normal"/>
-              <w:snapToGrid w:val="false"/>
-              <w:rPr>
-                <w:rFonts w:cs="Arial"/>
-                <w:b/>
-                <w:sz w:val="19"/>
-              </w:rPr>
-            </w:pPr>
-            <w:r>
-              <w:rPr>
-                <w:rFonts w:cs="Arial"/>
-                <w:b/>
-                <w:sz w:val="19"/>
-              </w:rPr>
-              <w:t>NO APLICA</w:t>
-            </w:r>
-          </w:p>
-        </w:tc>
-      </w:tr>
     </w:tbl>
     <w:p>
       <w:pPr>
@@ -6012,50 +5909,6 @@
           </w:p>
         </w:tc>
       </w:tr>
-      <w:tr>
-        <w:trPr/>
-        <w:tc>
-          <w:tcPr>
-            <w:tcW w:w="10678" w:type="dxa"/>
-            <w:tcBorders>
-              <w:top w:val="single" w:sz="4" w:space="0" w:color="000000"/>
-              <w:bottom w:val="single" w:sz="4" w:space="0" w:color="000000"/>
-            </w:tcBorders>
-          </w:tcPr>
-          <w:p>
-            <w:pPr>
-              <w:pStyle w:val="Normal"/>
-              <w:snapToGrid w:val="false"/>
-              <w:rPr>
-                <w:rFonts w:cs="Arial"/>
-                <w:sz w:val="19"/>
-              </w:rPr>
-            </w:pPr>
-            <w:r>
-              <w:rPr>
-                <w:rFonts w:cs="Arial"/>
-                <w:sz w:val="19"/>
-              </w:rPr>
-              <w:t>NO APLICA</w:t>
-            </w:r>
-          </w:p>
-          <w:p>
-            <w:pPr>
-              <w:pStyle w:val="Normal"/>
-              <w:rPr>
-                <w:rFonts w:cs="Arial"/>
-                <w:sz w:val="19"/>
-              </w:rPr>
-            </w:pPr>
-            <w:r>
-              <w:rPr>
-                <w:rFonts w:cs="Arial"/>
-                <w:sz w:val="19"/>
-              </w:rPr>
-            </w:r>
-          </w:p>
-        </w:tc>
-      </w:tr>
     </w:tbl>
     <w:p>
       <w:pPr>
@@ -6355,109 +6208,6 @@
                 <w:sz w:val="19"/>
               </w:rPr>
               <w:t>{{TESTIGO_SEGUNDO_NOMBRE}}</w:t>
-            </w:r>
-          </w:p>
-        </w:tc>
-      </w:tr>
-      <w:tr>
-        <w:trPr>
-          <w:cantSplit w:val="true"/>
-        </w:trPr>
-        <w:tc>
-          <w:tcPr>
-            <w:tcW w:w="1647" w:type="dxa"/>
-            <w:tcBorders/>
-          </w:tcPr>
-          <w:p>
-            <w:pPr>
-              <w:pStyle w:val="Normal"/>
-              <w:snapToGrid w:val="false"/>
-              <w:rPr>
-                <w:rFonts w:cs="Arial"/>
-                <w:sz w:val="19"/>
-              </w:rPr>
-            </w:pPr>
-            <w:r>
-              <w:rPr>
-                <w:rFonts w:cs="Arial"/>
-                <w:sz w:val="19"/>
-              </w:rPr>
-              <w:t>NO APLICA</w:t>
-            </w:r>
-          </w:p>
-        </w:tc>
-        <w:tc>
-          <w:tcPr>
-            <w:tcW w:w="3729" w:type="dxa"/>
-            <w:tcBorders>
-              <w:bottom w:val="single" w:sz="4" w:space="0" w:color="000000"/>
-            </w:tcBorders>
-          </w:tcPr>
-          <w:p>
-            <w:pPr>
-              <w:pStyle w:val="Normal"/>
-              <w:snapToGrid w:val="false"/>
-              <w:rPr>
-                <w:rFonts w:cs="Arial"/>
-                <w:sz w:val="19"/>
-              </w:rPr>
-            </w:pPr>
-            <w:r>
-              <w:rPr>
-                <w:rFonts w:cs="Arial"/>
-                <w:sz w:val="19"/>
-              </w:rPr>
-              <w:t>NO APLICA</w:t>
-            </w:r>
-          </w:p>
-        </w:tc>
-        <w:tc>
-          <w:tcPr>
-            <w:tcW w:w="1865" w:type="dxa"/>
-            <w:tcBorders/>
-          </w:tcPr>
-          <w:p>
-            <w:pPr>
-              <w:pStyle w:val="Normal"/>
-              <w:snapToGrid w:val="false"/>
-              <w:rPr>
-                <w:rFonts w:cs="Arial"/>
-                <w:sz w:val="19"/>
-              </w:rPr>
-            </w:pPr>
-            <w:r>
-              <w:rPr>
-                <w:rFonts w:cs="Arial"/>
-                <w:sz w:val="19"/>
-              </w:rPr>
-              <w:t>NO APLICA</w:t>
-            </w:r>
-          </w:p>
-        </w:tc>
-        <w:tc>
-          <w:tcPr>
-            <w:tcW w:w="3297" w:type="dxa"/>
-            <w:tcBorders>
-              <w:bottom w:val="single" w:sz="4" w:space="0" w:color="000000"/>
-            </w:tcBorders>
-          </w:tcPr>
-          <w:p>
-            <w:pPr>
-              <w:pStyle w:val="Normal"/>
-              <w:snapToGrid w:val="false"/>
-              <w:rPr>
-                <w:rFonts w:cs="Arial"/>
-                <w:b/>
-                <w:sz w:val="19"/>
-              </w:rPr>
-            </w:pPr>
-            <w:r>
-              <w:rPr>
-                <w:rFonts w:cs="Arial"/>
-                <w:b/>
-                <w:sz w:val="19"/>
-              </w:rPr>
-              <w:t>NO APLICA</w:t>
             </w:r>
           </w:p>
         </w:tc>
@@ -7984,35 +7734,6 @@
                 <w:sz w:val="19"/>
               </w:rPr>
               <w:t>{{TESTIGO_CORREO}}</w:t>
-            </w:r>
-          </w:p>
-        </w:tc>
-      </w:tr>
-      <w:tr>
-        <w:trPr/>
-        <w:tc>
-          <w:tcPr>
-            <w:tcW w:w="10678" w:type="dxa"/>
-            <w:tcBorders>
-              <w:top w:val="single" w:sz="4" w:space="0" w:color="000000"/>
-              <w:bottom w:val="single" w:sz="4" w:space="0" w:color="000000"/>
-            </w:tcBorders>
-          </w:tcPr>
-          <w:p>
-            <w:pPr>
-              <w:pStyle w:val="Normal"/>
-              <w:snapToGrid w:val="false"/>
-              <w:rPr>
-                <w:rFonts w:cs="Arial"/>
-                <w:sz w:val="19"/>
-              </w:rPr>
-            </w:pPr>
-            <w:r>
-              <w:rPr>
-                <w:rFonts w:cs="Arial"/>
-                <w:sz w:val="19"/>
-              </w:rPr>
-              <w:t>NO APLICA</w:t>
             </w:r>
           </w:p>
         </w:tc>
